--- a/templates/template_prescricao.docx
+++ b/templates/template_prescricao.docx
@@ -10,7 +10,7 @@
     <w:sectPr>
       <w:footerReference w:type="default" r:id="rId9"/>
       <w:pgSz w:w="11906" w:h="16838"/>
-      <w:pgMar w:top="1134" w:right="1134" w:bottom="1587" w:left="1134" w:header="720" w:footer="567" w:gutter="0"/>
+      <w:pgMar w:top="1134" w:right="1134" w:bottom="1984" w:left="1134" w:header="720" w:footer="454" w:gutter="0"/>
       <w:cols w:space="720"/>
       <w:docGrid w:linePitch="360"/>
     </w:sectPr>
